--- a/Scenario-2-Team-Member-Mistake.docx
+++ b/Scenario-2-Team-Member-Mistake.docx
@@ -139,9 +139,18 @@
     </w:p>
     <w:tbl>
       <w:tblPr>
-        <w:tblStyle w:val="Sinch"/>
+        <w:tblStyle w:val="TableGrid"/>
         <w:tblW w:type="auto" w:w="0"/>
         <w:tblLook w:firstColumn="1" w:firstRow="1" w:lastColumn="0" w:lastRow="0" w:noHBand="0" w:noVBand="1" w:val="04A0"/>
+        <w:jc w:val="center"/>
+        <w:tblBorders>
+          <w:top w:val="single" w:sz="4" w:space="0" w:color="B7C0CC"/>
+          <w:left w:val="single" w:sz="4" w:space="0" w:color="B7C0CC"/>
+          <w:bottom w:val="single" w:sz="4" w:space="0" w:color="B7C0CC"/>
+          <w:right w:val="single" w:sz="4" w:space="0" w:color="B7C0CC"/>
+          <w:insideH w:val="single" w:sz="4" w:space="0" w:color="B7C0CC"/>
+          <w:insideV w:val="single" w:sz="4" w:space="0" w:color="B7C0CC"/>
+        </w:tblBorders>
       </w:tblPr>
       <w:tblGrid>
         <w:gridCol w:w="5046"/>
@@ -151,11 +160,25 @@
         <w:tc>
           <w:tcPr>
             <w:tcW w:type="dxa" w:w="5046"/>
+            <w:vAlign w:val="center"/>
+            <w:tcMar>
+              <w:top w:w="60" w:type="dxa"/>
+              <w:bottom w:w="60" w:type="dxa"/>
+              <w:left w:w="110" w:type="dxa"/>
+              <w:right w:w="110" w:type="dxa"/>
+            </w:tcMar>
+            <w:shd w:val="clear" w:color="auto" w:fill="1B3A5B"/>
           </w:tcPr>
           <w:p>
+            <w:pPr>
+              <w:spacing w:after="40" w:before="40"/>
+            </w:pPr>
             <w:r>
               <w:rPr>
-                <w:b/>
+                <w:b w:val="true"/>
+                <w:color w:val="FFFFFF"/>
+                <w:sz w:val="24"/>
+                <w:szCs w:val="24"/>
               </w:rPr>
               <w:t>Affected party</w:t>
             </w:r>
@@ -164,11 +187,25 @@
         <w:tc>
           <w:tcPr>
             <w:tcW w:type="dxa" w:w="5046"/>
+            <w:vAlign w:val="center"/>
+            <w:tcMar>
+              <w:top w:w="60" w:type="dxa"/>
+              <w:bottom w:w="60" w:type="dxa"/>
+              <w:left w:w="110" w:type="dxa"/>
+              <w:right w:w="110" w:type="dxa"/>
+            </w:tcMar>
+            <w:shd w:val="clear" w:color="auto" w:fill="1B3A5B"/>
           </w:tcPr>
           <w:p>
+            <w:pPr>
+              <w:spacing w:after="40" w:before="40"/>
+            </w:pPr>
             <w:r>
               <w:rPr>
-                <w:b/>
+                <w:b w:val="true"/>
+                <w:color w:val="FFFFFF"/>
+                <w:sz w:val="24"/>
+                <w:szCs w:val="24"/>
               </w:rPr>
               <w:t>Impact</w:t>
             </w:r>
@@ -179,9 +216,23 @@
         <w:tc>
           <w:tcPr>
             <w:tcW w:type="dxa" w:w="5046"/>
+            <w:vAlign w:val="center"/>
+            <w:tcMar>
+              <w:top w:w="60" w:type="dxa"/>
+              <w:bottom w:w="60" w:type="dxa"/>
+              <w:left w:w="110" w:type="dxa"/>
+              <w:right w:w="110" w:type="dxa"/>
+            </w:tcMar>
           </w:tcPr>
           <w:p>
+            <w:pPr>
+              <w:spacing w:after="40" w:before="40"/>
+            </w:pPr>
             <w:r>
+              <w:rPr>
+                <w:sz w:val="22"/>
+                <w:szCs w:val="22"/>
+              </w:rPr>
               <w:t>Apex Sports Media</w:t>
             </w:r>
           </w:p>
@@ -189,9 +240,23 @@
         <w:tc>
           <w:tcPr>
             <w:tcW w:type="dxa" w:w="5046"/>
+            <w:vAlign w:val="center"/>
+            <w:tcMar>
+              <w:top w:w="60" w:type="dxa"/>
+              <w:bottom w:w="60" w:type="dxa"/>
+              <w:left w:w="110" w:type="dxa"/>
+              <w:right w:w="110" w:type="dxa"/>
+            </w:tcMar>
           </w:tcPr>
           <w:p>
+            <w:pPr>
+              <w:spacing w:after="40" w:before="40"/>
+            </w:pPr>
             <w:r>
+              <w:rPr>
+                <w:sz w:val="22"/>
+                <w:szCs w:val="22"/>
+              </w:rPr>
               <w:t>Cannot launch the FIFA World Cup 2026 campaign on time, and lost event sending time cannot be recovered.</w:t>
             </w:r>
           </w:p>
@@ -201,9 +266,23 @@
         <w:tc>
           <w:tcPr>
             <w:tcW w:type="dxa" w:w="5046"/>
+            <w:vAlign w:val="center"/>
+            <w:tcMar>
+              <w:top w:w="60" w:type="dxa"/>
+              <w:bottom w:w="60" w:type="dxa"/>
+              <w:left w:w="110" w:type="dxa"/>
+              <w:right w:w="110" w:type="dxa"/>
+            </w:tcMar>
           </w:tcPr>
           <w:p>
+            <w:pPr>
+              <w:spacing w:after="40" w:before="40"/>
+            </w:pPr>
             <w:r>
+              <w:rPr>
+                <w:sz w:val="22"/>
+                <w:szCs w:val="22"/>
+              </w:rPr>
               <w:t>Sinch (commercial)</w:t>
             </w:r>
           </w:p>
@@ -211,9 +290,23 @@
         <w:tc>
           <w:tcPr>
             <w:tcW w:type="dxa" w:w="5046"/>
+            <w:vAlign w:val="center"/>
+            <w:tcMar>
+              <w:top w:w="60" w:type="dxa"/>
+              <w:bottom w:w="60" w:type="dxa"/>
+              <w:left w:w="110" w:type="dxa"/>
+              <w:right w:w="110" w:type="dxa"/>
+            </w:tcMar>
           </w:tcPr>
           <w:p>
+            <w:pPr>
+              <w:spacing w:after="40" w:before="40"/>
+            </w:pPr>
             <w:r>
+              <w:rPr>
+                <w:sz w:val="22"/>
+                <w:szCs w:val="22"/>
+              </w:rPr>
               <w:t>Risk to campaign revenue, credits, and the renewal at a flagship event.</w:t>
             </w:r>
           </w:p>
@@ -223,9 +316,23 @@
         <w:tc>
           <w:tcPr>
             <w:tcW w:type="dxa" w:w="5046"/>
+            <w:vAlign w:val="center"/>
+            <w:tcMar>
+              <w:top w:w="60" w:type="dxa"/>
+              <w:bottom w:w="60" w:type="dxa"/>
+              <w:left w:w="110" w:type="dxa"/>
+              <w:right w:w="110" w:type="dxa"/>
+            </w:tcMar>
           </w:tcPr>
           <w:p>
+            <w:pPr>
+              <w:spacing w:after="40" w:before="40"/>
+            </w:pPr>
             <w:r>
+              <w:rPr>
+                <w:sz w:val="22"/>
+                <w:szCs w:val="22"/>
+              </w:rPr>
               <w:t>Sinch (reputation)</w:t>
             </w:r>
           </w:p>
@@ -233,9 +340,23 @@
         <w:tc>
           <w:tcPr>
             <w:tcW w:type="dxa" w:w="5046"/>
+            <w:vAlign w:val="center"/>
+            <w:tcMar>
+              <w:top w:w="60" w:type="dxa"/>
+              <w:bottom w:w="60" w:type="dxa"/>
+              <w:left w:w="110" w:type="dxa"/>
+              <w:right w:w="110" w:type="dxa"/>
+            </w:tcMar>
           </w:tcPr>
           <w:p>
+            <w:pPr>
+              <w:spacing w:after="40" w:before="40"/>
+            </w:pPr>
             <w:r>
+              <w:rPr>
+                <w:sz w:val="22"/>
+                <w:szCs w:val="22"/>
+              </w:rPr>
               <w:t>Reputational risk, remembered longer than the incident.</w:t>
             </w:r>
           </w:p>
@@ -245,9 +366,23 @@
         <w:tc>
           <w:tcPr>
             <w:tcW w:type="dxa" w:w="5046"/>
+            <w:vAlign w:val="center"/>
+            <w:tcMar>
+              <w:top w:w="60" w:type="dxa"/>
+              <w:bottom w:w="60" w:type="dxa"/>
+              <w:left w:w="110" w:type="dxa"/>
+              <w:right w:w="110" w:type="dxa"/>
+            </w:tcMar>
           </w:tcPr>
           <w:p>
+            <w:pPr>
+              <w:spacing w:after="40" w:before="40"/>
+            </w:pPr>
             <w:r>
+              <w:rPr>
+                <w:sz w:val="22"/>
+                <w:szCs w:val="22"/>
+              </w:rPr>
               <w:t>The team member</w:t>
             </w:r>
           </w:p>
@@ -255,9 +390,23 @@
         <w:tc>
           <w:tcPr>
             <w:tcW w:type="dxa" w:w="5046"/>
+            <w:vAlign w:val="center"/>
+            <w:tcMar>
+              <w:top w:w="60" w:type="dxa"/>
+              <w:bottom w:w="60" w:type="dxa"/>
+              <w:left w:w="110" w:type="dxa"/>
+              <w:right w:w="110" w:type="dxa"/>
+            </w:tcMar>
           </w:tcPr>
           <w:p>
+            <w:pPr>
+              <w:spacing w:after="40" w:before="40"/>
+            </w:pPr>
             <w:r>
+              <w:rPr>
+                <w:sz w:val="22"/>
+                <w:szCs w:val="22"/>
+              </w:rPr>
               <w:t>Stress and loss of confidence without support.</w:t>
             </w:r>
           </w:p>
@@ -298,9 +447,18 @@
     </w:p>
     <w:tbl>
       <w:tblPr>
-        <w:tblStyle w:val="Sinch"/>
+        <w:tblStyle w:val="TableGrid"/>
         <w:tblW w:type="auto" w:w="0"/>
         <w:tblLook w:firstColumn="1" w:firstRow="1" w:lastColumn="0" w:lastRow="0" w:noHBand="0" w:noVBand="1" w:val="04A0"/>
+        <w:jc w:val="center"/>
+        <w:tblBorders>
+          <w:top w:val="single" w:sz="4" w:space="0" w:color="B7C0CC"/>
+          <w:left w:val="single" w:sz="4" w:space="0" w:color="B7C0CC"/>
+          <w:bottom w:val="single" w:sz="4" w:space="0" w:color="B7C0CC"/>
+          <w:right w:val="single" w:sz="4" w:space="0" w:color="B7C0CC"/>
+          <w:insideH w:val="single" w:sz="4" w:space="0" w:color="B7C0CC"/>
+          <w:insideV w:val="single" w:sz="4" w:space="0" w:color="B7C0CC"/>
+        </w:tblBorders>
       </w:tblPr>
       <w:tblGrid>
         <w:gridCol w:w="5046"/>
@@ -310,11 +468,25 @@
         <w:tc>
           <w:tcPr>
             <w:tcW w:type="dxa" w:w="5046"/>
+            <w:vAlign w:val="center"/>
+            <w:tcMar>
+              <w:top w:w="60" w:type="dxa"/>
+              <w:bottom w:w="60" w:type="dxa"/>
+              <w:left w:w="110" w:type="dxa"/>
+              <w:right w:w="110" w:type="dxa"/>
+            </w:tcMar>
+            <w:shd w:val="clear" w:color="auto" w:fill="1B3A5B"/>
           </w:tcPr>
           <w:p>
+            <w:pPr>
+              <w:spacing w:after="40" w:before="40"/>
+            </w:pPr>
             <w:r>
               <w:rPr>
-                <w:b/>
+                <w:b w:val="true"/>
+                <w:color w:val="FFFFFF"/>
+                <w:sz w:val="24"/>
+                <w:szCs w:val="24"/>
               </w:rPr>
               <w:t>Immediate action</w:t>
             </w:r>
@@ -323,11 +495,25 @@
         <w:tc>
           <w:tcPr>
             <w:tcW w:type="dxa" w:w="5046"/>
+            <w:vAlign w:val="center"/>
+            <w:tcMar>
+              <w:top w:w="60" w:type="dxa"/>
+              <w:bottom w:w="60" w:type="dxa"/>
+              <w:left w:w="110" w:type="dxa"/>
+              <w:right w:w="110" w:type="dxa"/>
+            </w:tcMar>
+            <w:shd w:val="clear" w:color="auto" w:fill="1B3A5B"/>
           </w:tcPr>
           <w:p>
+            <w:pPr>
+              <w:spacing w:after="40" w:before="40"/>
+            </w:pPr>
             <w:r>
               <w:rPr>
-                <w:b/>
+                <w:b w:val="true"/>
+                <w:color w:val="FFFFFF"/>
+                <w:sz w:val="24"/>
+                <w:szCs w:val="24"/>
               </w:rPr>
               <w:t>What I do</w:t>
             </w:r>
@@ -338,9 +524,23 @@
         <w:tc>
           <w:tcPr>
             <w:tcW w:type="dxa" w:w="5046"/>
+            <w:vAlign w:val="center"/>
+            <w:tcMar>
+              <w:top w:w="60" w:type="dxa"/>
+              <w:bottom w:w="60" w:type="dxa"/>
+              <w:left w:w="110" w:type="dxa"/>
+              <w:right w:w="110" w:type="dxa"/>
+            </w:tcMar>
           </w:tcPr>
           <w:p>
+            <w:pPr>
+              <w:spacing w:after="40" w:before="40"/>
+            </w:pPr>
             <w:r>
+              <w:rPr>
+                <w:sz w:val="22"/>
+                <w:szCs w:val="22"/>
+              </w:rPr>
               <w:t>Stay calm</w:t>
             </w:r>
           </w:p>
@@ -348,9 +548,23 @@
         <w:tc>
           <w:tcPr>
             <w:tcW w:type="dxa" w:w="5046"/>
+            <w:vAlign w:val="center"/>
+            <w:tcMar>
+              <w:top w:w="60" w:type="dxa"/>
+              <w:bottom w:w="60" w:type="dxa"/>
+              <w:left w:w="110" w:type="dxa"/>
+              <w:right w:w="110" w:type="dxa"/>
+            </w:tcMar>
           </w:tcPr>
           <w:p>
+            <w:pPr>
+              <w:spacing w:after="40" w:before="40"/>
+            </w:pPr>
             <w:r>
+              <w:rPr>
+                <w:sz w:val="22"/>
+                <w:szCs w:val="22"/>
+              </w:rPr>
               <w:t>Composure and support, not blame.</w:t>
             </w:r>
           </w:p>
@@ -360,9 +574,23 @@
         <w:tc>
           <w:tcPr>
             <w:tcW w:type="dxa" w:w="5046"/>
+            <w:vAlign w:val="center"/>
+            <w:tcMar>
+              <w:top w:w="60" w:type="dxa"/>
+              <w:bottom w:w="60" w:type="dxa"/>
+              <w:left w:w="110" w:type="dxa"/>
+              <w:right w:w="110" w:type="dxa"/>
+            </w:tcMar>
           </w:tcPr>
           <w:p>
+            <w:pPr>
+              <w:spacing w:after="40" w:before="40"/>
+            </w:pPr>
             <w:r>
+              <w:rPr>
+                <w:sz w:val="22"/>
+                <w:szCs w:val="22"/>
+              </w:rPr>
               <w:t>Take ownership</w:t>
             </w:r>
           </w:p>
@@ -370,9 +598,23 @@
         <w:tc>
           <w:tcPr>
             <w:tcW w:type="dxa" w:w="5046"/>
+            <w:vAlign w:val="center"/>
+            <w:tcMar>
+              <w:top w:w="60" w:type="dxa"/>
+              <w:bottom w:w="60" w:type="dxa"/>
+              <w:left w:w="110" w:type="dxa"/>
+              <w:right w:w="110" w:type="dxa"/>
+            </w:tcMar>
           </w:tcPr>
           <w:p>
+            <w:pPr>
+              <w:spacing w:after="40" w:before="40"/>
+            </w:pPr>
             <w:r>
+              <w:rPr>
+                <w:sz w:val="22"/>
+                <w:szCs w:val="22"/>
+              </w:rPr>
               <w:t>Shift pressure onto the team and me.</w:t>
             </w:r>
           </w:p>
@@ -382,9 +624,23 @@
         <w:tc>
           <w:tcPr>
             <w:tcW w:type="dxa" w:w="5046"/>
+            <w:vAlign w:val="center"/>
+            <w:tcMar>
+              <w:top w:w="60" w:type="dxa"/>
+              <w:bottom w:w="60" w:type="dxa"/>
+              <w:left w:w="110" w:type="dxa"/>
+              <w:right w:w="110" w:type="dxa"/>
+            </w:tcMar>
           </w:tcPr>
           <w:p>
+            <w:pPr>
+              <w:spacing w:after="40" w:before="40"/>
+            </w:pPr>
             <w:r>
+              <w:rPr>
+                <w:sz w:val="22"/>
+                <w:szCs w:val="22"/>
+              </w:rPr>
               <w:t>Stand up a P1</w:t>
             </w:r>
           </w:p>
@@ -392,9 +648,23 @@
         <w:tc>
           <w:tcPr>
             <w:tcW w:type="dxa" w:w="5046"/>
+            <w:vAlign w:val="center"/>
+            <w:tcMar>
+              <w:top w:w="60" w:type="dxa"/>
+              <w:bottom w:w="60" w:type="dxa"/>
+              <w:left w:w="110" w:type="dxa"/>
+              <w:right w:w="110" w:type="dxa"/>
+            </w:tcMar>
           </w:tcPr>
           <w:p>
+            <w:pPr>
+              <w:spacing w:after="40" w:before="40"/>
+            </w:pPr>
             <w:r>
+              <w:rPr>
+                <w:sz w:val="22"/>
+                <w:szCs w:val="22"/>
+              </w:rPr>
               <w:t>Bring in platform, Service Operations, and engineering.</w:t>
             </w:r>
           </w:p>
@@ -404,9 +674,23 @@
         <w:tc>
           <w:tcPr>
             <w:tcW w:type="dxa" w:w="5046"/>
+            <w:vAlign w:val="center"/>
+            <w:tcMar>
+              <w:top w:w="60" w:type="dxa"/>
+              <w:bottom w:w="60" w:type="dxa"/>
+              <w:left w:w="110" w:type="dxa"/>
+              <w:right w:w="110" w:type="dxa"/>
+            </w:tcMar>
           </w:tcPr>
           <w:p>
+            <w:pPr>
+              <w:spacing w:after="40" w:before="40"/>
+            </w:pPr>
             <w:r>
+              <w:rPr>
+                <w:sz w:val="22"/>
+                <w:szCs w:val="22"/>
+              </w:rPr>
               <w:t>Protect the customer</w:t>
             </w:r>
           </w:p>
@@ -414,9 +698,23 @@
         <w:tc>
           <w:tcPr>
             <w:tcW w:type="dxa" w:w="5046"/>
+            <w:vAlign w:val="center"/>
+            <w:tcMar>
+              <w:top w:w="60" w:type="dxa"/>
+              <w:bottom w:w="60" w:type="dxa"/>
+              <w:left w:w="110" w:type="dxa"/>
+              <w:right w:w="110" w:type="dxa"/>
+            </w:tcMar>
           </w:tcPr>
           <w:p>
+            <w:pPr>
+              <w:spacing w:after="40" w:before="40"/>
+            </w:pPr>
             <w:r>
+              <w:rPr>
+                <w:sz w:val="22"/>
+                <w:szCs w:val="22"/>
+              </w:rPr>
               <w:t>A prompt holding message and one point of contact.</w:t>
             </w:r>
           </w:p>
@@ -426,9 +724,23 @@
         <w:tc>
           <w:tcPr>
             <w:tcW w:type="dxa" w:w="5046"/>
+            <w:vAlign w:val="center"/>
+            <w:tcMar>
+              <w:top w:w="60" w:type="dxa"/>
+              <w:bottom w:w="60" w:type="dxa"/>
+              <w:left w:w="110" w:type="dxa"/>
+              <w:right w:w="110" w:type="dxa"/>
+            </w:tcMar>
           </w:tcPr>
           <w:p>
+            <w:pPr>
+              <w:spacing w:after="40" w:before="40"/>
+            </w:pPr>
             <w:r>
+              <w:rPr>
+                <w:sz w:val="22"/>
+                <w:szCs w:val="22"/>
+              </w:rPr>
               <w:t>Steady the team member</w:t>
             </w:r>
           </w:p>
@@ -436,9 +748,23 @@
         <w:tc>
           <w:tcPr>
             <w:tcW w:type="dxa" w:w="5046"/>
+            <w:vAlign w:val="center"/>
+            <w:tcMar>
+              <w:top w:w="60" w:type="dxa"/>
+              <w:bottom w:w="60" w:type="dxa"/>
+              <w:left w:w="110" w:type="dxa"/>
+              <w:right w:w="110" w:type="dxa"/>
+            </w:tcMar>
           </w:tcPr>
           <w:p>
+            <w:pPr>
+              <w:spacing w:after="40" w:before="40"/>
+            </w:pPr>
             <w:r>
+              <w:rPr>
+                <w:sz w:val="22"/>
+                <w:szCs w:val="22"/>
+              </w:rPr>
               <w:t>Fix it together now, talk later.</w:t>
             </w:r>
           </w:p>
@@ -461,9 +787,18 @@
     </w:p>
     <w:tbl>
       <w:tblPr>
-        <w:tblStyle w:val="Sinch"/>
+        <w:tblStyle w:val="TableGrid"/>
         <w:tblW w:type="auto" w:w="0"/>
         <w:tblLook w:firstColumn="1" w:firstRow="1" w:lastColumn="0" w:lastRow="0" w:noHBand="0" w:noVBand="1" w:val="04A0"/>
+        <w:jc w:val="center"/>
+        <w:tblBorders>
+          <w:top w:val="single" w:sz="4" w:space="0" w:color="B7C0CC"/>
+          <w:left w:val="single" w:sz="4" w:space="0" w:color="B7C0CC"/>
+          <w:bottom w:val="single" w:sz="4" w:space="0" w:color="B7C0CC"/>
+          <w:right w:val="single" w:sz="4" w:space="0" w:color="B7C0CC"/>
+          <w:insideH w:val="single" w:sz="4" w:space="0" w:color="B7C0CC"/>
+          <w:insideV w:val="single" w:sz="4" w:space="0" w:color="B7C0CC"/>
+        </w:tblBorders>
       </w:tblPr>
       <w:tblGrid>
         <w:gridCol w:w="5046"/>
@@ -473,11 +808,25 @@
         <w:tc>
           <w:tcPr>
             <w:tcW w:type="dxa" w:w="5046"/>
+            <w:vAlign w:val="center"/>
+            <w:tcMar>
+              <w:top w:w="60" w:type="dxa"/>
+              <w:bottom w:w="60" w:type="dxa"/>
+              <w:left w:w="110" w:type="dxa"/>
+              <w:right w:w="110" w:type="dxa"/>
+            </w:tcMar>
+            <w:shd w:val="clear" w:color="auto" w:fill="1B3A5B"/>
           </w:tcPr>
           <w:p>
+            <w:pPr>
+              <w:spacing w:after="40" w:before="40"/>
+            </w:pPr>
             <w:r>
               <w:rPr>
-                <w:b/>
+                <w:b w:val="true"/>
+                <w:color w:val="FFFFFF"/>
+                <w:sz w:val="24"/>
+                <w:szCs w:val="24"/>
               </w:rPr>
               <w:t>Action</w:t>
             </w:r>
@@ -486,11 +835,25 @@
         <w:tc>
           <w:tcPr>
             <w:tcW w:type="dxa" w:w="5046"/>
+            <w:vAlign w:val="center"/>
+            <w:tcMar>
+              <w:top w:w="60" w:type="dxa"/>
+              <w:bottom w:w="60" w:type="dxa"/>
+              <w:left w:w="110" w:type="dxa"/>
+              <w:right w:w="110" w:type="dxa"/>
+            </w:tcMar>
+            <w:shd w:val="clear" w:color="auto" w:fill="1B3A5B"/>
           </w:tcPr>
           <w:p>
+            <w:pPr>
+              <w:spacing w:after="40" w:before="40"/>
+            </w:pPr>
             <w:r>
               <w:rPr>
-                <w:b/>
+                <w:b w:val="true"/>
+                <w:color w:val="FFFFFF"/>
+                <w:sz w:val="24"/>
+                <w:szCs w:val="24"/>
               </w:rPr>
               <w:t>Why it matters</w:t>
             </w:r>
@@ -501,9 +864,23 @@
         <w:tc>
           <w:tcPr>
             <w:tcW w:type="dxa" w:w="5046"/>
+            <w:vAlign w:val="center"/>
+            <w:tcMar>
+              <w:top w:w="60" w:type="dxa"/>
+              <w:bottom w:w="60" w:type="dxa"/>
+              <w:left w:w="110" w:type="dxa"/>
+              <w:right w:w="110" w:type="dxa"/>
+            </w:tcMar>
           </w:tcPr>
           <w:p>
+            <w:pPr>
+              <w:spacing w:after="40" w:before="40"/>
+            </w:pPr>
             <w:r>
+              <w:rPr>
+                <w:sz w:val="22"/>
+                <w:szCs w:val="22"/>
+              </w:rPr>
               <w:t>Never name them externally</w:t>
             </w:r>
           </w:p>
@@ -511,9 +888,23 @@
         <w:tc>
           <w:tcPr>
             <w:tcW w:type="dxa" w:w="5046"/>
+            <w:vAlign w:val="center"/>
+            <w:tcMar>
+              <w:top w:w="60" w:type="dxa"/>
+              <w:bottom w:w="60" w:type="dxa"/>
+              <w:left w:w="110" w:type="dxa"/>
+              <w:right w:w="110" w:type="dxa"/>
+            </w:tcMar>
           </w:tcPr>
           <w:p>
+            <w:pPr>
+              <w:spacing w:after="40" w:before="40"/>
+            </w:pPr>
             <w:r>
+              <w:rPr>
+                <w:sz w:val="22"/>
+                <w:szCs w:val="22"/>
+              </w:rPr>
               <w:t>To the customer it is "our team" or "one of our engineers".</w:t>
             </w:r>
           </w:p>
@@ -523,9 +914,23 @@
         <w:tc>
           <w:tcPr>
             <w:tcW w:type="dxa" w:w="5046"/>
+            <w:vAlign w:val="center"/>
+            <w:tcMar>
+              <w:top w:w="60" w:type="dxa"/>
+              <w:bottom w:w="60" w:type="dxa"/>
+              <w:left w:w="110" w:type="dxa"/>
+              <w:right w:w="110" w:type="dxa"/>
+            </w:tcMar>
           </w:tcPr>
           <w:p>
+            <w:pPr>
+              <w:spacing w:after="40" w:before="40"/>
+            </w:pPr>
             <w:r>
+              <w:rPr>
+                <w:sz w:val="22"/>
+                <w:szCs w:val="22"/>
+              </w:rPr>
               <w:t>Protect privacy internally</w:t>
             </w:r>
           </w:p>
@@ -533,9 +938,23 @@
         <w:tc>
           <w:tcPr>
             <w:tcW w:type="dxa" w:w="5046"/>
+            <w:vAlign w:val="center"/>
+            <w:tcMar>
+              <w:top w:w="60" w:type="dxa"/>
+              <w:bottom w:w="60" w:type="dxa"/>
+              <w:left w:w="110" w:type="dxa"/>
+              <w:right w:w="110" w:type="dxa"/>
+            </w:tcMar>
           </w:tcPr>
           <w:p>
+            <w:pPr>
+              <w:spacing w:after="40" w:before="40"/>
+            </w:pPr>
             <w:r>
+              <w:rPr>
+                <w:sz w:val="22"/>
+                <w:szCs w:val="22"/>
+              </w:rPr>
               <w:t>Leadership gets the facts and impact, not a name.</w:t>
             </w:r>
           </w:p>
@@ -545,9 +964,23 @@
         <w:tc>
           <w:tcPr>
             <w:tcW w:type="dxa" w:w="5046"/>
+            <w:vAlign w:val="center"/>
+            <w:tcMar>
+              <w:top w:w="60" w:type="dxa"/>
+              <w:bottom w:w="60" w:type="dxa"/>
+              <w:left w:w="110" w:type="dxa"/>
+              <w:right w:w="110" w:type="dxa"/>
+            </w:tcMar>
           </w:tcPr>
           <w:p>
+            <w:pPr>
+              <w:spacing w:after="40" w:before="40"/>
+            </w:pPr>
             <w:r>
+              <w:rPr>
+                <w:sz w:val="22"/>
+                <w:szCs w:val="22"/>
+              </w:rPr>
               <w:t>Reassure them privately</w:t>
             </w:r>
           </w:p>
@@ -555,9 +988,23 @@
         <w:tc>
           <w:tcPr>
             <w:tcW w:type="dxa" w:w="5046"/>
+            <w:vAlign w:val="center"/>
+            <w:tcMar>
+              <w:top w:w="60" w:type="dxa"/>
+              <w:bottom w:w="60" w:type="dxa"/>
+              <w:left w:w="110" w:type="dxa"/>
+              <w:right w:w="110" w:type="dxa"/>
+            </w:tcMar>
           </w:tcPr>
           <w:p>
+            <w:pPr>
+              <w:spacing w:after="40" w:before="40"/>
+            </w:pPr>
             <w:r>
+              <w:rPr>
+                <w:sz w:val="22"/>
+                <w:szCs w:val="22"/>
+              </w:rPr>
               <w:t>I have their back, and one mistake does not define them.</w:t>
             </w:r>
           </w:p>
@@ -580,9 +1027,18 @@
     </w:p>
     <w:tbl>
       <w:tblPr>
-        <w:tblStyle w:val="Sinch"/>
+        <w:tblStyle w:val="TableGrid"/>
         <w:tblW w:type="auto" w:w="0"/>
         <w:tblLook w:firstColumn="1" w:firstRow="1" w:lastColumn="0" w:lastRow="0" w:noHBand="0" w:noVBand="1" w:val="04A0"/>
+        <w:jc w:val="center"/>
+        <w:tblBorders>
+          <w:top w:val="single" w:sz="4" w:space="0" w:color="B7C0CC"/>
+          <w:left w:val="single" w:sz="4" w:space="0" w:color="B7C0CC"/>
+          <w:bottom w:val="single" w:sz="4" w:space="0" w:color="B7C0CC"/>
+          <w:right w:val="single" w:sz="4" w:space="0" w:color="B7C0CC"/>
+          <w:insideH w:val="single" w:sz="4" w:space="0" w:color="B7C0CC"/>
+          <w:insideV w:val="single" w:sz="4" w:space="0" w:color="B7C0CC"/>
+        </w:tblBorders>
       </w:tblPr>
       <w:tblGrid>
         <w:gridCol w:w="5046"/>
@@ -592,11 +1048,25 @@
         <w:tc>
           <w:tcPr>
             <w:tcW w:type="dxa" w:w="5046"/>
+            <w:vAlign w:val="center"/>
+            <w:tcMar>
+              <w:top w:w="60" w:type="dxa"/>
+              <w:bottom w:w="60" w:type="dxa"/>
+              <w:left w:w="110" w:type="dxa"/>
+              <w:right w:w="110" w:type="dxa"/>
+            </w:tcMar>
+            <w:shd w:val="clear" w:color="auto" w:fill="1B3A5B"/>
           </w:tcPr>
           <w:p>
+            <w:pPr>
+              <w:spacing w:after="40" w:before="40"/>
+            </w:pPr>
             <w:r>
               <w:rPr>
-                <w:b/>
+                <w:b w:val="true"/>
+                <w:color w:val="FFFFFF"/>
+                <w:sz w:val="24"/>
+                <w:szCs w:val="24"/>
               </w:rPr>
               <w:t>Recovery action</w:t>
             </w:r>
@@ -605,11 +1075,25 @@
         <w:tc>
           <w:tcPr>
             <w:tcW w:type="dxa" w:w="5046"/>
+            <w:vAlign w:val="center"/>
+            <w:tcMar>
+              <w:top w:w="60" w:type="dxa"/>
+              <w:bottom w:w="60" w:type="dxa"/>
+              <w:left w:w="110" w:type="dxa"/>
+              <w:right w:w="110" w:type="dxa"/>
+            </w:tcMar>
+            <w:shd w:val="clear" w:color="auto" w:fill="1B3A5B"/>
           </w:tcPr>
           <w:p>
+            <w:pPr>
+              <w:spacing w:after="40" w:before="40"/>
+            </w:pPr>
             <w:r>
               <w:rPr>
-                <w:b/>
+                <w:b w:val="true"/>
+                <w:color w:val="FFFFFF"/>
+                <w:sz w:val="24"/>
+                <w:szCs w:val="24"/>
               </w:rPr>
               <w:t>Detail</w:t>
             </w:r>
@@ -620,9 +1104,23 @@
         <w:tc>
           <w:tcPr>
             <w:tcW w:type="dxa" w:w="5046"/>
+            <w:vAlign w:val="center"/>
+            <w:tcMar>
+              <w:top w:w="60" w:type="dxa"/>
+              <w:bottom w:w="60" w:type="dxa"/>
+              <w:left w:w="110" w:type="dxa"/>
+              <w:right w:w="110" w:type="dxa"/>
+            </w:tcMar>
           </w:tcPr>
           <w:p>
+            <w:pPr>
+              <w:spacing w:after="40" w:before="40"/>
+            </w:pPr>
             <w:r>
+              <w:rPr>
+                <w:sz w:val="22"/>
+                <w:szCs w:val="22"/>
+              </w:rPr>
               <w:t>Engage every resource</w:t>
             </w:r>
           </w:p>
@@ -630,9 +1128,23 @@
         <w:tc>
           <w:tcPr>
             <w:tcW w:type="dxa" w:w="5046"/>
+            <w:vAlign w:val="center"/>
+            <w:tcMar>
+              <w:top w:w="60" w:type="dxa"/>
+              <w:bottom w:w="60" w:type="dxa"/>
+              <w:left w:w="110" w:type="dxa"/>
+              <w:right w:w="110" w:type="dxa"/>
+            </w:tcMar>
           </w:tcPr>
           <w:p>
+            <w:pPr>
+              <w:spacing w:after="40" w:before="40"/>
+            </w:pPr>
             <w:r>
+              <w:rPr>
+                <w:sz w:val="22"/>
+                <w:szCs w:val="22"/>
+              </w:rPr>
               <w:t>Pull in the right teams and escalate fast.</w:t>
             </w:r>
           </w:p>
@@ -642,9 +1154,23 @@
         <w:tc>
           <w:tcPr>
             <w:tcW w:type="dxa" w:w="5046"/>
+            <w:vAlign w:val="center"/>
+            <w:tcMar>
+              <w:top w:w="60" w:type="dxa"/>
+              <w:bottom w:w="60" w:type="dxa"/>
+              <w:left w:w="110" w:type="dxa"/>
+              <w:right w:w="110" w:type="dxa"/>
+            </w:tcMar>
           </w:tcPr>
           <w:p>
+            <w:pPr>
+              <w:spacing w:after="40" w:before="40"/>
+            </w:pPr>
             <w:r>
+              <w:rPr>
+                <w:sz w:val="22"/>
+                <w:szCs w:val="22"/>
+              </w:rPr>
               <w:t>Rebuild and restore</w:t>
             </w:r>
           </w:p>
@@ -652,9 +1178,23 @@
         <w:tc>
           <w:tcPr>
             <w:tcW w:type="dxa" w:w="5046"/>
+            <w:vAlign w:val="center"/>
+            <w:tcMar>
+              <w:top w:w="60" w:type="dxa"/>
+              <w:bottom w:w="60" w:type="dxa"/>
+              <w:left w:w="110" w:type="dxa"/>
+              <w:right w:w="110" w:type="dxa"/>
+            </w:tcMar>
           </w:tcPr>
           <w:p>
+            <w:pPr>
+              <w:spacing w:after="40" w:before="40"/>
+            </w:pPr>
             <w:r>
+              <w:rPr>
+                <w:sz w:val="22"/>
+                <w:szCs w:val="22"/>
+              </w:rPr>
               <w:t>Recover the account and configuration accurately, with an interim path where possible.</w:t>
             </w:r>
           </w:p>
@@ -664,9 +1204,23 @@
         <w:tc>
           <w:tcPr>
             <w:tcW w:type="dxa" w:w="5046"/>
+            <w:vAlign w:val="center"/>
+            <w:tcMar>
+              <w:top w:w="60" w:type="dxa"/>
+              <w:bottom w:w="60" w:type="dxa"/>
+              <w:left w:w="110" w:type="dxa"/>
+              <w:right w:w="110" w:type="dxa"/>
+            </w:tcMar>
           </w:tcPr>
           <w:p>
+            <w:pPr>
+              <w:spacing w:after="40" w:before="40"/>
+            </w:pPr>
             <w:r>
+              <w:rPr>
+                <w:sz w:val="22"/>
+                <w:szCs w:val="22"/>
+              </w:rPr>
               <w:t>Verify before handback</w:t>
             </w:r>
           </w:p>
@@ -674,9 +1228,23 @@
         <w:tc>
           <w:tcPr>
             <w:tcW w:type="dxa" w:w="5046"/>
+            <w:vAlign w:val="center"/>
+            <w:tcMar>
+              <w:top w:w="60" w:type="dxa"/>
+              <w:bottom w:w="60" w:type="dxa"/>
+              <w:left w:w="110" w:type="dxa"/>
+              <w:right w:w="110" w:type="dxa"/>
+            </w:tcMar>
           </w:tcPr>
           <w:p>
+            <w:pPr>
+              <w:spacing w:after="40" w:before="40"/>
+            </w:pPr>
             <w:r>
+              <w:rPr>
+                <w:sz w:val="22"/>
+                <w:szCs w:val="22"/>
+              </w:rPr>
               <w:t>Check capacity, routing, and a test send.</w:t>
             </w:r>
           </w:p>
@@ -699,9 +1267,18 @@
     </w:p>
     <w:tbl>
       <w:tblPr>
-        <w:tblStyle w:val="Sinch"/>
+        <w:tblStyle w:val="TableGrid"/>
         <w:tblW w:type="auto" w:w="0"/>
         <w:tblLook w:firstColumn="1" w:firstRow="1" w:lastColumn="0" w:lastRow="0" w:noHBand="0" w:noVBand="1" w:val="04A0"/>
+        <w:jc w:val="center"/>
+        <w:tblBorders>
+          <w:top w:val="single" w:sz="4" w:space="0" w:color="B7C0CC"/>
+          <w:left w:val="single" w:sz="4" w:space="0" w:color="B7C0CC"/>
+          <w:bottom w:val="single" w:sz="4" w:space="0" w:color="B7C0CC"/>
+          <w:right w:val="single" w:sz="4" w:space="0" w:color="B7C0CC"/>
+          <w:insideH w:val="single" w:sz="4" w:space="0" w:color="B7C0CC"/>
+          <w:insideV w:val="single" w:sz="4" w:space="0" w:color="B7C0CC"/>
+        </w:tblBorders>
       </w:tblPr>
       <w:tblGrid>
         <w:gridCol w:w="3364"/>
@@ -712,11 +1289,25 @@
         <w:tc>
           <w:tcPr>
             <w:tcW w:type="dxa" w:w="3364"/>
+            <w:vAlign w:val="center"/>
+            <w:tcMar>
+              <w:top w:w="60" w:type="dxa"/>
+              <w:bottom w:w="60" w:type="dxa"/>
+              <w:left w:w="110" w:type="dxa"/>
+              <w:right w:w="110" w:type="dxa"/>
+            </w:tcMar>
+            <w:shd w:val="clear" w:color="auto" w:fill="1B3A5B"/>
           </w:tcPr>
           <w:p>
+            <w:pPr>
+              <w:spacing w:after="40" w:before="40"/>
+            </w:pPr>
             <w:r>
               <w:rPr>
-                <w:b/>
+                <w:b w:val="true"/>
+                <w:color w:val="FFFFFF"/>
+                <w:sz w:val="24"/>
+                <w:szCs w:val="24"/>
               </w:rPr>
               <w:t>Audience</w:t>
             </w:r>
@@ -725,11 +1316,25 @@
         <w:tc>
           <w:tcPr>
             <w:tcW w:type="dxa" w:w="3364"/>
+            <w:vAlign w:val="center"/>
+            <w:tcMar>
+              <w:top w:w="60" w:type="dxa"/>
+              <w:bottom w:w="60" w:type="dxa"/>
+              <w:left w:w="110" w:type="dxa"/>
+              <w:right w:w="110" w:type="dxa"/>
+            </w:tcMar>
+            <w:shd w:val="clear" w:color="auto" w:fill="1B3A5B"/>
           </w:tcPr>
           <w:p>
+            <w:pPr>
+              <w:spacing w:after="40" w:before="40"/>
+            </w:pPr>
             <w:r>
               <w:rPr>
-                <w:b/>
+                <w:b w:val="true"/>
+                <w:color w:val="FFFFFF"/>
+                <w:sz w:val="24"/>
+                <w:szCs w:val="24"/>
               </w:rPr>
               <w:t>Cadence</w:t>
             </w:r>
@@ -738,11 +1343,25 @@
         <w:tc>
           <w:tcPr>
             <w:tcW w:type="dxa" w:w="3364"/>
+            <w:vAlign w:val="center"/>
+            <w:tcMar>
+              <w:top w:w="60" w:type="dxa"/>
+              <w:bottom w:w="60" w:type="dxa"/>
+              <w:left w:w="110" w:type="dxa"/>
+              <w:right w:w="110" w:type="dxa"/>
+            </w:tcMar>
+            <w:shd w:val="clear" w:color="auto" w:fill="1B3A5B"/>
           </w:tcPr>
           <w:p>
+            <w:pPr>
+              <w:spacing w:after="40" w:before="40"/>
+            </w:pPr>
             <w:r>
               <w:rPr>
-                <w:b/>
+                <w:b w:val="true"/>
+                <w:color w:val="FFFFFF"/>
+                <w:sz w:val="24"/>
+                <w:szCs w:val="24"/>
               </w:rPr>
               <w:t>Owner</w:t>
             </w:r>
@@ -753,9 +1372,23 @@
         <w:tc>
           <w:tcPr>
             <w:tcW w:type="dxa" w:w="3364"/>
+            <w:vAlign w:val="center"/>
+            <w:tcMar>
+              <w:top w:w="60" w:type="dxa"/>
+              <w:bottom w:w="60" w:type="dxa"/>
+              <w:left w:w="110" w:type="dxa"/>
+              <w:right w:w="110" w:type="dxa"/>
+            </w:tcMar>
           </w:tcPr>
           <w:p>
+            <w:pPr>
+              <w:spacing w:after="40" w:before="40"/>
+            </w:pPr>
             <w:r>
+              <w:rPr>
+                <w:sz w:val="22"/>
+                <w:szCs w:val="22"/>
+              </w:rPr>
               <w:t>Apex (operational)</w:t>
             </w:r>
           </w:p>
@@ -763,9 +1396,23 @@
         <w:tc>
           <w:tcPr>
             <w:tcW w:type="dxa" w:w="3364"/>
+            <w:vAlign w:val="center"/>
+            <w:tcMar>
+              <w:top w:w="60" w:type="dxa"/>
+              <w:bottom w:w="60" w:type="dxa"/>
+              <w:left w:w="110" w:type="dxa"/>
+              <w:right w:w="110" w:type="dxa"/>
+            </w:tcMar>
           </w:tcPr>
           <w:p>
+            <w:pPr>
+              <w:spacing w:after="40" w:before="40"/>
+            </w:pPr>
             <w:r>
+              <w:rPr>
+                <w:sz w:val="22"/>
+                <w:szCs w:val="22"/>
+              </w:rPr>
               <w:t>Regular updates until restored, then at resolution.</w:t>
             </w:r>
           </w:p>
@@ -773,9 +1420,23 @@
         <w:tc>
           <w:tcPr>
             <w:tcW w:type="dxa" w:w="3364"/>
+            <w:vAlign w:val="center"/>
+            <w:tcMar>
+              <w:top w:w="60" w:type="dxa"/>
+              <w:bottom w:w="60" w:type="dxa"/>
+              <w:left w:w="110" w:type="dxa"/>
+              <w:right w:w="110" w:type="dxa"/>
+            </w:tcMar>
           </w:tcPr>
           <w:p>
+            <w:pPr>
+              <w:spacing w:after="40" w:before="40"/>
+            </w:pPr>
             <w:r>
+              <w:rPr>
+                <w:sz w:val="22"/>
+                <w:szCs w:val="22"/>
+              </w:rPr>
               <w:t>TAM, with me in support</w:t>
             </w:r>
           </w:p>
@@ -785,9 +1446,23 @@
         <w:tc>
           <w:tcPr>
             <w:tcW w:type="dxa" w:w="3364"/>
+            <w:vAlign w:val="center"/>
+            <w:tcMar>
+              <w:top w:w="60" w:type="dxa"/>
+              <w:bottom w:w="60" w:type="dxa"/>
+              <w:left w:w="110" w:type="dxa"/>
+              <w:right w:w="110" w:type="dxa"/>
+            </w:tcMar>
           </w:tcPr>
           <w:p>
+            <w:pPr>
+              <w:spacing w:after="40" w:before="40"/>
+            </w:pPr>
             <w:r>
+              <w:rPr>
+                <w:sz w:val="22"/>
+                <w:szCs w:val="22"/>
+              </w:rPr>
               <w:t>Apex (senior)</w:t>
             </w:r>
           </w:p>
@@ -795,9 +1470,23 @@
         <w:tc>
           <w:tcPr>
             <w:tcW w:type="dxa" w:w="3364"/>
+            <w:vAlign w:val="center"/>
+            <w:tcMar>
+              <w:top w:w="60" w:type="dxa"/>
+              <w:bottom w:w="60" w:type="dxa"/>
+              <w:left w:w="110" w:type="dxa"/>
+              <w:right w:w="110" w:type="dxa"/>
+            </w:tcMar>
           </w:tcPr>
           <w:p>
+            <w:pPr>
+              <w:spacing w:after="40" w:before="40"/>
+            </w:pPr>
             <w:r>
+              <w:rPr>
+                <w:sz w:val="22"/>
+                <w:szCs w:val="22"/>
+              </w:rPr>
               <w:t>At milestones and after resolution.</w:t>
             </w:r>
           </w:p>
@@ -805,9 +1494,23 @@
         <w:tc>
           <w:tcPr>
             <w:tcW w:type="dxa" w:w="3364"/>
+            <w:vAlign w:val="center"/>
+            <w:tcMar>
+              <w:top w:w="60" w:type="dxa"/>
+              <w:bottom w:w="60" w:type="dxa"/>
+              <w:left w:w="110" w:type="dxa"/>
+              <w:right w:w="110" w:type="dxa"/>
+            </w:tcMar>
           </w:tcPr>
           <w:p>
+            <w:pPr>
+              <w:spacing w:after="40" w:before="40"/>
+            </w:pPr>
             <w:r>
+              <w:rPr>
+                <w:sz w:val="22"/>
+                <w:szCs w:val="22"/>
+              </w:rPr>
               <w:t>Team Lead</w:t>
             </w:r>
           </w:p>
@@ -852,9 +1555,18 @@
     </w:p>
     <w:tbl>
       <w:tblPr>
-        <w:tblStyle w:val="Sinch"/>
+        <w:tblStyle w:val="TableGrid"/>
         <w:tblW w:type="auto" w:w="0"/>
         <w:tblLook w:firstColumn="1" w:firstRow="1" w:lastColumn="0" w:lastRow="0" w:noHBand="0" w:noVBand="1" w:val="04A0"/>
+        <w:jc w:val="center"/>
+        <w:tblBorders>
+          <w:top w:val="single" w:sz="4" w:space="0" w:color="B7C0CC"/>
+          <w:left w:val="single" w:sz="4" w:space="0" w:color="B7C0CC"/>
+          <w:bottom w:val="single" w:sz="4" w:space="0" w:color="B7C0CC"/>
+          <w:right w:val="single" w:sz="4" w:space="0" w:color="B7C0CC"/>
+          <w:insideH w:val="single" w:sz="4" w:space="0" w:color="B7C0CC"/>
+          <w:insideV w:val="single" w:sz="4" w:space="0" w:color="B7C0CC"/>
+        </w:tblBorders>
       </w:tblPr>
       <w:tblGrid>
         <w:gridCol w:w="5046"/>
@@ -864,11 +1576,25 @@
         <w:tc>
           <w:tcPr>
             <w:tcW w:type="dxa" w:w="5046"/>
+            <w:vAlign w:val="center"/>
+            <w:tcMar>
+              <w:top w:w="60" w:type="dxa"/>
+              <w:bottom w:w="60" w:type="dxa"/>
+              <w:left w:w="110" w:type="dxa"/>
+              <w:right w:w="110" w:type="dxa"/>
+            </w:tcMar>
+            <w:shd w:val="clear" w:color="auto" w:fill="1B3A5B"/>
           </w:tcPr>
           <w:p>
+            <w:pPr>
+              <w:spacing w:after="40" w:before="40"/>
+            </w:pPr>
             <w:r>
               <w:rPr>
-                <w:b/>
+                <w:b w:val="true"/>
+                <w:color w:val="FFFFFF"/>
+                <w:sz w:val="24"/>
+                <w:szCs w:val="24"/>
               </w:rPr>
               <w:t>What I do</w:t>
             </w:r>
@@ -877,11 +1603,25 @@
         <w:tc>
           <w:tcPr>
             <w:tcW w:type="dxa" w:w="5046"/>
+            <w:vAlign w:val="center"/>
+            <w:tcMar>
+              <w:top w:w="60" w:type="dxa"/>
+              <w:bottom w:w="60" w:type="dxa"/>
+              <w:left w:w="110" w:type="dxa"/>
+              <w:right w:w="110" w:type="dxa"/>
+            </w:tcMar>
+            <w:shd w:val="clear" w:color="auto" w:fill="1B3A5B"/>
           </w:tcPr>
           <w:p>
+            <w:pPr>
+              <w:spacing w:after="40" w:before="40"/>
+            </w:pPr>
             <w:r>
               <w:rPr>
-                <w:b/>
+                <w:b w:val="true"/>
+                <w:color w:val="FFFFFF"/>
+                <w:sz w:val="24"/>
+                <w:szCs w:val="24"/>
               </w:rPr>
               <w:t>Detail</w:t>
             </w:r>
@@ -892,9 +1632,23 @@
         <w:tc>
           <w:tcPr>
             <w:tcW w:type="dxa" w:w="5046"/>
+            <w:vAlign w:val="center"/>
+            <w:tcMar>
+              <w:top w:w="60" w:type="dxa"/>
+              <w:bottom w:w="60" w:type="dxa"/>
+              <w:left w:w="110" w:type="dxa"/>
+              <w:right w:w="110" w:type="dxa"/>
+            </w:tcMar>
           </w:tcPr>
           <w:p>
+            <w:pPr>
+              <w:spacing w:after="40" w:before="40"/>
+            </w:pPr>
             <w:r>
+              <w:rPr>
+                <w:sz w:val="22"/>
+                <w:szCs w:val="22"/>
+              </w:rPr>
               <w:t>Tell them promptly</w:t>
             </w:r>
           </w:p>
@@ -902,9 +1656,23 @@
         <w:tc>
           <w:tcPr>
             <w:tcW w:type="dxa" w:w="5046"/>
+            <w:vAlign w:val="center"/>
+            <w:tcMar>
+              <w:top w:w="60" w:type="dxa"/>
+              <w:bottom w:w="60" w:type="dxa"/>
+              <w:left w:w="110" w:type="dxa"/>
+              <w:right w:w="110" w:type="dxa"/>
+            </w:tcMar>
           </w:tcPr>
           <w:p>
+            <w:pPr>
+              <w:spacing w:after="40" w:before="40"/>
+            </w:pPr>
             <w:r>
+              <w:rPr>
+                <w:sz w:val="22"/>
+                <w:szCs w:val="22"/>
+              </w:rPr>
               <w:t>An early heads up from me on a flagship P1.</w:t>
             </w:r>
           </w:p>
@@ -914,9 +1682,23 @@
         <w:tc>
           <w:tcPr>
             <w:tcW w:type="dxa" w:w="5046"/>
+            <w:vAlign w:val="center"/>
+            <w:tcMar>
+              <w:top w:w="60" w:type="dxa"/>
+              <w:bottom w:w="60" w:type="dxa"/>
+              <w:left w:w="110" w:type="dxa"/>
+              <w:right w:w="110" w:type="dxa"/>
+            </w:tcMar>
           </w:tcPr>
           <w:p>
+            <w:pPr>
+              <w:spacing w:after="40" w:before="40"/>
+            </w:pPr>
             <w:r>
+              <w:rPr>
+                <w:sz w:val="22"/>
+                <w:szCs w:val="22"/>
+              </w:rPr>
               <w:t>Lead with impact and actions</w:t>
             </w:r>
           </w:p>
@@ -924,9 +1706,23 @@
         <w:tc>
           <w:tcPr>
             <w:tcW w:type="dxa" w:w="5046"/>
+            <w:vAlign w:val="center"/>
+            <w:tcMar>
+              <w:top w:w="60" w:type="dxa"/>
+              <w:bottom w:w="60" w:type="dxa"/>
+              <w:left w:w="110" w:type="dxa"/>
+              <w:right w:w="110" w:type="dxa"/>
+            </w:tcMar>
           </w:tcPr>
           <w:p>
+            <w:pPr>
+              <w:spacing w:after="40" w:before="40"/>
+            </w:pPr>
             <w:r>
+              <w:rPr>
+                <w:sz w:val="22"/>
+                <w:szCs w:val="22"/>
+              </w:rPr>
               <w:t>What happened, who is affected, what we are doing, ETA, and risks.</w:t>
             </w:r>
           </w:p>
@@ -936,9 +1732,23 @@
         <w:tc>
           <w:tcPr>
             <w:tcW w:type="dxa" w:w="5046"/>
+            <w:vAlign w:val="center"/>
+            <w:tcMar>
+              <w:top w:w="60" w:type="dxa"/>
+              <w:bottom w:w="60" w:type="dxa"/>
+              <w:left w:w="110" w:type="dxa"/>
+              <w:right w:w="110" w:type="dxa"/>
+            </w:tcMar>
           </w:tcPr>
           <w:p>
+            <w:pPr>
+              <w:spacing w:after="40" w:before="40"/>
+            </w:pPr>
             <w:r>
+              <w:rPr>
+                <w:sz w:val="22"/>
+                <w:szCs w:val="22"/>
+              </w:rPr>
               <w:t>Protect the person, plan prevention</w:t>
             </w:r>
           </w:p>
@@ -946,9 +1756,23 @@
         <w:tc>
           <w:tcPr>
             <w:tcW w:type="dxa" w:w="5046"/>
+            <w:vAlign w:val="center"/>
+            <w:tcMar>
+              <w:top w:w="60" w:type="dxa"/>
+              <w:bottom w:w="60" w:type="dxa"/>
+              <w:left w:w="110" w:type="dxa"/>
+              <w:right w:w="110" w:type="dxa"/>
+            </w:tcMar>
           </w:tcPr>
           <w:p>
+            <w:pPr>
+              <w:spacing w:after="40" w:before="40"/>
+            </w:pPr>
             <w:r>
+              <w:rPr>
+                <w:sz w:val="22"/>
+                <w:szCs w:val="22"/>
+              </w:rPr>
               <w:t>An internal error and process gap, plus how we stop a repeat.</w:t>
             </w:r>
           </w:p>
@@ -993,9 +1817,18 @@
     </w:p>
     <w:tbl>
       <w:tblPr>
-        <w:tblStyle w:val="Sinch"/>
+        <w:tblStyle w:val="TableGrid"/>
         <w:tblW w:type="auto" w:w="0"/>
         <w:tblLook w:firstColumn="1" w:firstRow="1" w:lastColumn="0" w:lastRow="0" w:noHBand="0" w:noVBand="1" w:val="04A0"/>
+        <w:jc w:val="center"/>
+        <w:tblBorders>
+          <w:top w:val="single" w:sz="4" w:space="0" w:color="B7C0CC"/>
+          <w:left w:val="single" w:sz="4" w:space="0" w:color="B7C0CC"/>
+          <w:bottom w:val="single" w:sz="4" w:space="0" w:color="B7C0CC"/>
+          <w:right w:val="single" w:sz="4" w:space="0" w:color="B7C0CC"/>
+          <w:insideH w:val="single" w:sz="4" w:space="0" w:color="B7C0CC"/>
+          <w:insideV w:val="single" w:sz="4" w:space="0" w:color="B7C0CC"/>
+        </w:tblBorders>
       </w:tblPr>
       <w:tblGrid>
         <w:gridCol w:w="5046"/>
@@ -1005,11 +1838,25 @@
         <w:tc>
           <w:tcPr>
             <w:tcW w:type="dxa" w:w="5046"/>
+            <w:vAlign w:val="center"/>
+            <w:tcMar>
+              <w:top w:w="60" w:type="dxa"/>
+              <w:bottom w:w="60" w:type="dxa"/>
+              <w:left w:w="110" w:type="dxa"/>
+              <w:right w:w="110" w:type="dxa"/>
+            </w:tcMar>
+            <w:shd w:val="clear" w:color="auto" w:fill="1B3A5B"/>
           </w:tcPr>
           <w:p>
+            <w:pPr>
+              <w:spacing w:after="40" w:before="40"/>
+            </w:pPr>
             <w:r>
               <w:rPr>
-                <w:b/>
+                <w:b w:val="true"/>
+                <w:color w:val="FFFFFF"/>
+                <w:sz w:val="24"/>
+                <w:szCs w:val="24"/>
               </w:rPr>
               <w:t>Action</w:t>
             </w:r>
@@ -1018,11 +1865,25 @@
         <w:tc>
           <w:tcPr>
             <w:tcW w:type="dxa" w:w="5046"/>
+            <w:vAlign w:val="center"/>
+            <w:tcMar>
+              <w:top w:w="60" w:type="dxa"/>
+              <w:bottom w:w="60" w:type="dxa"/>
+              <w:left w:w="110" w:type="dxa"/>
+              <w:right w:w="110" w:type="dxa"/>
+            </w:tcMar>
+            <w:shd w:val="clear" w:color="auto" w:fill="1B3A5B"/>
           </w:tcPr>
           <w:p>
+            <w:pPr>
+              <w:spacing w:after="40" w:before="40"/>
+            </w:pPr>
             <w:r>
               <w:rPr>
-                <w:b/>
+                <w:b w:val="true"/>
+                <w:color w:val="FFFFFF"/>
+                <w:sz w:val="24"/>
+                <w:szCs w:val="24"/>
               </w:rPr>
               <w:t>Why it matters</w:t>
             </w:r>
@@ -1033,9 +1894,23 @@
         <w:tc>
           <w:tcPr>
             <w:tcW w:type="dxa" w:w="5046"/>
+            <w:vAlign w:val="center"/>
+            <w:tcMar>
+              <w:top w:w="60" w:type="dxa"/>
+              <w:bottom w:w="60" w:type="dxa"/>
+              <w:left w:w="110" w:type="dxa"/>
+              <w:right w:w="110" w:type="dxa"/>
+            </w:tcMar>
           </w:tcPr>
           <w:p>
+            <w:pPr>
+              <w:spacing w:after="40" w:before="40"/>
+            </w:pPr>
             <w:r>
+              <w:rPr>
+                <w:sz w:val="22"/>
+                <w:szCs w:val="22"/>
+              </w:rPr>
               <w:t>Protect their confidence</w:t>
             </w:r>
           </w:p>
@@ -1043,9 +1918,23 @@
         <w:tc>
           <w:tcPr>
             <w:tcW w:type="dxa" w:w="5046"/>
+            <w:vAlign w:val="center"/>
+            <w:tcMar>
+              <w:top w:w="60" w:type="dxa"/>
+              <w:bottom w:w="60" w:type="dxa"/>
+              <w:left w:w="110" w:type="dxa"/>
+              <w:right w:w="110" w:type="dxa"/>
+            </w:tcMar>
           </w:tcPr>
           <w:p>
+            <w:pPr>
+              <w:spacing w:after="40" w:before="40"/>
+            </w:pPr>
             <w:r>
+              <w:rPr>
+                <w:sz w:val="22"/>
+                <w:szCs w:val="22"/>
+              </w:rPr>
               <w:t>One mistake does not erase their value.</w:t>
             </w:r>
           </w:p>
@@ -1055,9 +1944,23 @@
         <w:tc>
           <w:tcPr>
             <w:tcW w:type="dxa" w:w="5046"/>
+            <w:vAlign w:val="center"/>
+            <w:tcMar>
+              <w:top w:w="60" w:type="dxa"/>
+              <w:bottom w:w="60" w:type="dxa"/>
+              <w:left w:w="110" w:type="dxa"/>
+              <w:right w:w="110" w:type="dxa"/>
+            </w:tcMar>
           </w:tcPr>
           <w:p>
+            <w:pPr>
+              <w:spacing w:after="40" w:before="40"/>
+            </w:pPr>
             <w:r>
+              <w:rPr>
+                <w:sz w:val="22"/>
+                <w:szCs w:val="22"/>
+              </w:rPr>
               <w:t>Give them a break</w:t>
             </w:r>
           </w:p>
@@ -1065,9 +1968,23 @@
         <w:tc>
           <w:tcPr>
             <w:tcW w:type="dxa" w:w="5046"/>
+            <w:vAlign w:val="center"/>
+            <w:tcMar>
+              <w:top w:w="60" w:type="dxa"/>
+              <w:bottom w:w="60" w:type="dxa"/>
+              <w:left w:w="110" w:type="dxa"/>
+              <w:right w:w="110" w:type="dxa"/>
+            </w:tcMar>
           </w:tcPr>
           <w:p>
+            <w:pPr>
+              <w:spacing w:after="40" w:before="40"/>
+            </w:pPr>
             <w:r>
+              <w:rPr>
+                <w:sz w:val="22"/>
+                <w:szCs w:val="22"/>
+              </w:rPr>
               <w:t>They rest once it is fixed.</w:t>
             </w:r>
           </w:p>
@@ -1077,9 +1994,23 @@
         <w:tc>
           <w:tcPr>
             <w:tcW w:type="dxa" w:w="5046"/>
+            <w:vAlign w:val="center"/>
+            <w:tcMar>
+              <w:top w:w="60" w:type="dxa"/>
+              <w:bottom w:w="60" w:type="dxa"/>
+              <w:left w:w="110" w:type="dxa"/>
+              <w:right w:w="110" w:type="dxa"/>
+            </w:tcMar>
           </w:tcPr>
           <w:p>
+            <w:pPr>
+              <w:spacing w:after="40" w:before="40"/>
+            </w:pPr>
             <w:r>
+              <w:rPr>
+                <w:sz w:val="22"/>
+                <w:szCs w:val="22"/>
+              </w:rPr>
               <w:t>Encourage them</w:t>
             </w:r>
           </w:p>
@@ -1087,9 +2018,23 @@
         <w:tc>
           <w:tcPr>
             <w:tcW w:type="dxa" w:w="5046"/>
+            <w:vAlign w:val="center"/>
+            <w:tcMar>
+              <w:top w:w="60" w:type="dxa"/>
+              <w:bottom w:w="60" w:type="dxa"/>
+              <w:left w:w="110" w:type="dxa"/>
+              <w:right w:w="110" w:type="dxa"/>
+            </w:tcMar>
           </w:tcPr>
           <w:p>
+            <w:pPr>
+              <w:spacing w:after="40" w:before="40"/>
+            </w:pPr>
             <w:r>
+              <w:rPr>
+                <w:sz w:val="22"/>
+                <w:szCs w:val="22"/>
+              </w:rPr>
               <w:t>Job and trust intact, and back to strong performance.</w:t>
             </w:r>
           </w:p>
@@ -1139,9 +2084,18 @@
     </w:p>
     <w:tbl>
       <w:tblPr>
-        <w:tblStyle w:val="Sinch"/>
+        <w:tblStyle w:val="TableGrid"/>
         <w:tblW w:type="auto" w:w="0"/>
         <w:tblLook w:firstColumn="1" w:firstRow="1" w:lastColumn="0" w:lastRow="0" w:noHBand="0" w:noVBand="1" w:val="04A0"/>
+        <w:jc w:val="center"/>
+        <w:tblBorders>
+          <w:top w:val="single" w:sz="4" w:space="0" w:color="B7C0CC"/>
+          <w:left w:val="single" w:sz="4" w:space="0" w:color="B7C0CC"/>
+          <w:bottom w:val="single" w:sz="4" w:space="0" w:color="B7C0CC"/>
+          <w:right w:val="single" w:sz="4" w:space="0" w:color="B7C0CC"/>
+          <w:insideH w:val="single" w:sz="4" w:space="0" w:color="B7C0CC"/>
+          <w:insideV w:val="single" w:sz="4" w:space="0" w:color="B7C0CC"/>
+        </w:tblBorders>
       </w:tblPr>
       <w:tblGrid>
         <w:gridCol w:w="5046"/>
@@ -1151,11 +2105,25 @@
         <w:tc>
           <w:tcPr>
             <w:tcW w:type="dxa" w:w="5046"/>
+            <w:vAlign w:val="center"/>
+            <w:tcMar>
+              <w:top w:w="60" w:type="dxa"/>
+              <w:bottom w:w="60" w:type="dxa"/>
+              <w:left w:w="110" w:type="dxa"/>
+              <w:right w:w="110" w:type="dxa"/>
+            </w:tcMar>
+            <w:shd w:val="clear" w:color="auto" w:fill="1B3A5B"/>
           </w:tcPr>
           <w:p>
+            <w:pPr>
+              <w:spacing w:after="40" w:before="40"/>
+            </w:pPr>
             <w:r>
               <w:rPr>
-                <w:b/>
+                <w:b w:val="true"/>
+                <w:color w:val="FFFFFF"/>
+                <w:sz w:val="24"/>
+                <w:szCs w:val="24"/>
               </w:rPr>
               <w:t>Safeguard</w:t>
             </w:r>
@@ -1164,11 +2132,25 @@
         <w:tc>
           <w:tcPr>
             <w:tcW w:type="dxa" w:w="5046"/>
+            <w:vAlign w:val="center"/>
+            <w:tcMar>
+              <w:top w:w="60" w:type="dxa"/>
+              <w:bottom w:w="60" w:type="dxa"/>
+              <w:left w:w="110" w:type="dxa"/>
+              <w:right w:w="110" w:type="dxa"/>
+            </w:tcMar>
+            <w:shd w:val="clear" w:color="auto" w:fill="1B3A5B"/>
           </w:tcPr>
           <w:p>
+            <w:pPr>
+              <w:spacing w:after="40" w:before="40"/>
+            </w:pPr>
             <w:r>
               <w:rPr>
-                <w:b/>
+                <w:b w:val="true"/>
+                <w:color w:val="FFFFFF"/>
+                <w:sz w:val="24"/>
+                <w:szCs w:val="24"/>
               </w:rPr>
               <w:t>What it prevents</w:t>
             </w:r>
@@ -1179,9 +2161,23 @@
         <w:tc>
           <w:tcPr>
             <w:tcW w:type="dxa" w:w="5046"/>
+            <w:vAlign w:val="center"/>
+            <w:tcMar>
+              <w:top w:w="60" w:type="dxa"/>
+              <w:bottom w:w="60" w:type="dxa"/>
+              <w:left w:w="110" w:type="dxa"/>
+              <w:right w:w="110" w:type="dxa"/>
+            </w:tcMar>
           </w:tcPr>
           <w:p>
+            <w:pPr>
+              <w:spacing w:after="40" w:before="40"/>
+            </w:pPr>
             <w:r>
+              <w:rPr>
+                <w:sz w:val="22"/>
+                <w:szCs w:val="22"/>
+              </w:rPr>
               <w:t>Mandatory pre change backup</w:t>
             </w:r>
           </w:p>
@@ -1189,9 +2185,23 @@
         <w:tc>
           <w:tcPr>
             <w:tcW w:type="dxa" w:w="5046"/>
+            <w:vAlign w:val="center"/>
+            <w:tcMar>
+              <w:top w:w="60" w:type="dxa"/>
+              <w:bottom w:w="60" w:type="dxa"/>
+              <w:left w:w="110" w:type="dxa"/>
+              <w:right w:w="110" w:type="dxa"/>
+            </w:tcMar>
           </w:tcPr>
           <w:p>
+            <w:pPr>
+              <w:spacing w:after="40" w:before="40"/>
+            </w:pPr>
             <w:r>
+              <w:rPr>
+                <w:sz w:val="22"/>
+                <w:szCs w:val="22"/>
+              </w:rPr>
               <w:t>Slow recovery, the gap in this incident.</w:t>
             </w:r>
           </w:p>
@@ -1201,9 +2211,23 @@
         <w:tc>
           <w:tcPr>
             <w:tcW w:type="dxa" w:w="5046"/>
+            <w:vAlign w:val="center"/>
+            <w:tcMar>
+              <w:top w:w="60" w:type="dxa"/>
+              <w:bottom w:w="60" w:type="dxa"/>
+              <w:left w:w="110" w:type="dxa"/>
+              <w:right w:w="110" w:type="dxa"/>
+            </w:tcMar>
           </w:tcPr>
           <w:p>
+            <w:pPr>
+              <w:spacing w:after="40" w:before="40"/>
+            </w:pPr>
             <w:r>
+              <w:rPr>
+                <w:sz w:val="22"/>
+                <w:szCs w:val="22"/>
+              </w:rPr>
               <w:t>Four eyes approval for risky changes</w:t>
             </w:r>
           </w:p>
@@ -1211,9 +2235,23 @@
         <w:tc>
           <w:tcPr>
             <w:tcW w:type="dxa" w:w="5046"/>
+            <w:vAlign w:val="center"/>
+            <w:tcMar>
+              <w:top w:w="60" w:type="dxa"/>
+              <w:bottom w:w="60" w:type="dxa"/>
+              <w:left w:w="110" w:type="dxa"/>
+              <w:right w:w="110" w:type="dxa"/>
+            </w:tcMar>
           </w:tcPr>
           <w:p>
+            <w:pPr>
+              <w:spacing w:after="40" w:before="40"/>
+            </w:pPr>
             <w:r>
+              <w:rPr>
+                <w:sz w:val="22"/>
+                <w:szCs w:val="22"/>
+              </w:rPr>
               <w:t>One person making a high impact change unchecked.</w:t>
             </w:r>
           </w:p>
@@ -1223,9 +2261,23 @@
         <w:tc>
           <w:tcPr>
             <w:tcW w:type="dxa" w:w="5046"/>
+            <w:vAlign w:val="center"/>
+            <w:tcMar>
+              <w:top w:w="60" w:type="dxa"/>
+              <w:bottom w:w="60" w:type="dxa"/>
+              <w:left w:w="110" w:type="dxa"/>
+              <w:right w:w="110" w:type="dxa"/>
+            </w:tcMar>
           </w:tcPr>
           <w:p>
+            <w:pPr>
+              <w:spacing w:after="40" w:before="40"/>
+            </w:pPr>
             <w:r>
+              <w:rPr>
+                <w:sz w:val="22"/>
+                <w:szCs w:val="22"/>
+              </w:rPr>
               <w:t>Safer delete with a recovery window</w:t>
             </w:r>
           </w:p>
@@ -1233,9 +2285,23 @@
         <w:tc>
           <w:tcPr>
             <w:tcW w:type="dxa" w:w="5046"/>
+            <w:vAlign w:val="center"/>
+            <w:tcMar>
+              <w:top w:w="60" w:type="dxa"/>
+              <w:bottom w:w="60" w:type="dxa"/>
+              <w:left w:w="110" w:type="dxa"/>
+              <w:right w:w="110" w:type="dxa"/>
+            </w:tcMar>
           </w:tcPr>
           <w:p>
+            <w:pPr>
+              <w:spacing w:after="40" w:before="40"/>
+            </w:pPr>
             <w:r>
+              <w:rPr>
+                <w:sz w:val="22"/>
+                <w:szCs w:val="22"/>
+              </w:rPr>
               <w:t>Permanent loss from an accidental action.</w:t>
             </w:r>
           </w:p>
